--- a/templates/sanitized/bank-fin-initial-receipt-report.docx
+++ b/templates/sanitized/bank-fin-initial-receipt-report.docx
@@ -1442,19 +1442,6 @@
           <w:rtl/>
         </w:rPr>
         <w:t xml:space="preserve">    الاستشارى</w:t>
-      </w:r>
-      <w:r>
-        <w:rPr>
-          <w:rFonts w:ascii="Calibri" w:hAnsi="Calibri" w:cs="Calibri" w:eastAsia="Calibri"/>
-          <w:b/>
-          <w:bCs/>
-          <w:rtl/>
-          <w:color w:val="FFFFFF"/>
-          <w:spacing w:val="-20"/>
-          <w:sz w:val="2"/>
-          <w:szCs w:val="2"/>
-        </w:rPr>
-        <w:t xml:space="preserve">      </w:t>
       </w:r>
     </w:p>
     <w:sectPr>

--- a/templates/sanitized/bank-fin-initial-receipt-report.docx
+++ b/templates/sanitized/bank-fin-initial-receipt-report.docx
@@ -196,6 +196,7 @@
     </w:p>
     <w:tbl>
       <w:tblPr>
+        <w:bidiVisual w:val="0"/>
         <w:tblW w:w="8533" w:type="dxa"/>
         <w:jc w:val="center"/>
         <w:tblBorders>
@@ -1317,7 +1318,7 @@
           <w:szCs w:val="32"/>
           <w:lang w:bidi="ar-AE"/>
         </w:rPr>
-        <w:t xml:space="preserve">                      </w:t>
+        <w:t xml:space="preserve"/>
       </w:r>
       <w:r>
         <w:rPr>
@@ -1328,7 +1329,7 @@
           <w:rtl/>
           <w:lang w:bidi="ar-AE"/>
         </w:rPr>
-        <w:t xml:space="preserve">المالك                </w:t>
+        <w:t xml:space="preserve">المالك</w:t>
       </w:r>
       <w:r>
         <w:rPr>
@@ -1338,80 +1339,80 @@
           <w:szCs w:val="32"/>
           <w:lang w:bidi="ar-AE"/>
         </w:rPr>
+        <w:t xml:space="preserve">     </w:t>
+      </w:r>
+      <w:r>
+        <w:rPr>
+          <w:rFonts w:ascii="Calibri" w:hAnsi="Calibri" w:cs="Calibri"/>
+          <w:b/>
+          <w:bCs/>
+          <w:szCs w:val="32"/>
+          <w:rtl/>
+          <w:lang w:bidi="ar-AE"/>
+        </w:rPr>
+        <w:t xml:space="preserve">    </w:t>
+      </w:r>
+      <w:r>
+        <w:rPr>
+          <w:rFonts w:ascii="Calibri" w:hAnsi="Calibri" w:cs="Calibri"/>
+          <w:b/>
+          <w:bCs/>
+          <w:szCs w:val="32"/>
+          <w:rtl/>
+          <w:lang w:bidi="ar-AE"/>
+        </w:rPr>
+        <w:t xml:space="preserve">  </w:t>
+      </w:r>
+      <w:r>
+        <w:rPr>
+          <w:rFonts w:ascii="Calibri" w:hAnsi="Calibri" w:cs="Calibri"/>
+          <w:b/>
+          <w:bCs/>
+          <w:szCs w:val="32"/>
+          <w:rtl/>
+          <w:lang w:bidi="ar-AE"/>
+        </w:rPr>
+        <w:t xml:space="preserve">        </w:t>
+      </w:r>
+      <w:r>
+        <w:rPr>
+          <w:rFonts w:ascii="Calibri" w:hAnsi="Calibri" w:cs="Calibri"/>
+          <w:b/>
+          <w:bCs/>
+          <w:szCs w:val="32"/>
+          <w:rtl/>
+        </w:rPr>
+        <w:t xml:space="preserve"> </w:t>
+      </w:r>
+      <w:r>
+        <w:rPr>
+          <w:rFonts w:ascii="Calibri" w:hAnsi="Calibri" w:cs="Calibri"/>
+          <w:b/>
+          <w:bCs/>
+          <w:szCs w:val="32"/>
+          <w:rtl/>
+          <w:lang w:bidi="ar-EG"/>
+        </w:rPr>
+        <w:t>المقاول</w:t>
+      </w:r>
+      <w:r>
+        <w:rPr>
+          <w:rFonts w:ascii="Calibri" w:hAnsi="Calibri" w:cs="Calibri"/>
+          <w:b/>
+          <w:bCs/>
+          <w:szCs w:val="32"/>
+          <w:rtl/>
+        </w:rPr>
+        <w:t xml:space="preserve"/>
+      </w:r>
+      <w:r>
+        <w:rPr>
+          <w:rFonts w:ascii="Calibri" w:hAnsi="Calibri" w:cs="Calibri"/>
+          <w:b/>
+          <w:bCs/>
+          <w:szCs w:val="32"/>
+        </w:rPr>
         <w:t xml:space="preserve">       </w:t>
-      </w:r>
-      <w:r>
-        <w:rPr>
-          <w:rFonts w:ascii="Calibri" w:hAnsi="Calibri" w:cs="Calibri"/>
-          <w:b/>
-          <w:bCs/>
-          <w:szCs w:val="32"/>
-          <w:rtl/>
-          <w:lang w:bidi="ar-AE"/>
-        </w:rPr>
-        <w:t xml:space="preserve">    </w:t>
-      </w:r>
-      <w:r>
-        <w:rPr>
-          <w:rFonts w:ascii="Calibri" w:hAnsi="Calibri" w:cs="Calibri"/>
-          <w:b/>
-          <w:bCs/>
-          <w:szCs w:val="32"/>
-          <w:rtl/>
-          <w:lang w:bidi="ar-AE"/>
-        </w:rPr>
-        <w:t xml:space="preserve">  </w:t>
-      </w:r>
-      <w:r>
-        <w:rPr>
-          <w:rFonts w:ascii="Calibri" w:hAnsi="Calibri" w:cs="Calibri"/>
-          <w:b/>
-          <w:bCs/>
-          <w:szCs w:val="32"/>
-          <w:rtl/>
-          <w:lang w:bidi="ar-AE"/>
-        </w:rPr>
-        <w:t xml:space="preserve">        </w:t>
-      </w:r>
-      <w:r>
-        <w:rPr>
-          <w:rFonts w:ascii="Calibri" w:hAnsi="Calibri" w:cs="Calibri"/>
-          <w:b/>
-          <w:bCs/>
-          <w:szCs w:val="32"/>
-          <w:rtl/>
-        </w:rPr>
-        <w:t xml:space="preserve"> </w:t>
-      </w:r>
-      <w:r>
-        <w:rPr>
-          <w:rFonts w:ascii="Calibri" w:hAnsi="Calibri" w:cs="Calibri"/>
-          <w:b/>
-          <w:bCs/>
-          <w:szCs w:val="32"/>
-          <w:rtl/>
-          <w:lang w:bidi="ar-EG"/>
-        </w:rPr>
-        <w:t>المقاول</w:t>
-      </w:r>
-      <w:r>
-        <w:rPr>
-          <w:rFonts w:ascii="Calibri" w:hAnsi="Calibri" w:cs="Calibri"/>
-          <w:b/>
-          <w:bCs/>
-          <w:szCs w:val="32"/>
-          <w:rtl/>
-        </w:rPr>
-        <w:t xml:space="preserve">               </w:t>
-      </w:r>
-      <w:r>
-        <w:rPr>
-          <w:rFonts w:ascii="Calibri" w:hAnsi="Calibri" w:cs="Calibri"/>
-          <w:b/>
-          <w:bCs/>
-          <w:szCs w:val="32"/>
-        </w:rPr>
-        <w:t xml:space="preserve">                 </w:t>
       </w:r>
       <w:r>
         <w:rPr>
